--- a/advanced_manual.docx
+++ b/advanced_manual.docx
@@ -48,7 +48,7 @@
                 <w:sz w:val="21"/>
                 <w:szCs w:val="21"/>
               </w:rPr>
-              <w:t xml:space="preserve">　Web設定画面でのカスタマイズ／USBメモリーを使った高度な操作（v4.39.0時点）</w:t>
+              <w:t xml:space="preserve">　Web設定画面でのカスタマイズ／USBメモリーを使った高度な操作（v4.40.0時点）</w:t>
             </w:r>
           </w:p>
         </w:tc>
@@ -2162,7 +2162,7 @@
           <w:sz w:val="30"/>
           <w:szCs w:val="30"/>
         </w:rPr>
-        <w:t xml:space="preserve">⑪ USBメモリーへの画像書き出し（吸い出し）</w:t>
+        <w:t xml:space="preserve">⑪ USBメモリーへの画像書き出し（吸い出し）【v4.40.0で刷新】</w:t>
       </w:r>
     </w:p>
     <w:p>
@@ -2177,7 +2177,7 @@
           <w:sz w:val="21"/>
           <w:szCs w:val="21"/>
         </w:rPr>
-        <w:t xml:space="preserve">現在格納されている画像を全て、USBメモリーへまとめて書き出せる（取り込みとは逆方向）。不特定多数への販売を前提とした製品のため、誰でも画像を持ち出せてしまわないよう、二段階の確認を要求する。</w:t>
+        <w:t xml:space="preserve">現在格納されている画像を全て、USBメモリーへまとめて書き出せる（取り込みとは逆方向）。PC接続時・PCレス運用時のどちらでも使えるよう、2通りの起動経路がある。</w:t>
       </w:r>
     </w:p>
     <w:p>
@@ -2193,12 +2193,12 @@
           <w:sz w:val="24"/>
           <w:szCs w:val="24"/>
         </w:rPr>
-        <w:t xml:space="preserve">初回のみ：合言葉ファイルの発行</w:t>
-      </w:r>
-    </w:p>
-    <w:p>
-      <w:pPr>
-        <w:spacing w:after="60"/>
+        <w:t xml:space="preserve">A. PCからブラウザでWeb設定画面にアクセスしている場合</w:t>
+      </w:r>
+    </w:p>
+    <w:p>
+      <w:pPr>
+        <w:spacing w:after="80"/>
       </w:pPr>
       <w:r>
         <w:rPr>
@@ -2208,12 +2208,28 @@
           <w:sz w:val="21"/>
           <w:szCs w:val="21"/>
         </w:rPr>
-        <w:t xml:space="preserve">・Web設定画面の「USB書き出し機能」欄から「新しい合言葉ファイルを発行してダウンロード」を押すと、pophug-export-key.txt がダウンロードされる</w:t>
-      </w:r>
-    </w:p>
-    <w:p>
-      <w:pPr>
-        <w:spacing w:after="60"/>
+        <w:t xml:space="preserve">本体にUSBメモリーを挿した状態で、Web設定画面の「USB書き出し機能」欄にある「今すぐUSBへ書き出す」ボタンを押すだけで、その場で書き出しが実行される。Web設定画面に入れていること自体を許可の根拠とするため、合言葉ファイルの用意は不要。</w:t>
+      </w:r>
+    </w:p>
+    <w:p>
+      <w:pPr>
+        <w:pStyle w:val="Heading2"/>
+        <w:spacing w:after="100" w:before="200"/>
+      </w:pPr>
+      <w:r>
+        <w:rPr>
+          <w:b/>
+          <w:bCs/>
+          <w:color w:val="333333"/>
+          <w:sz w:val="24"/>
+          <w:szCs w:val="24"/>
+        </w:rPr>
+        <w:t xml:space="preserve">B. PCレスで運用している場合（本体ボタンのみ）</w:t>
+      </w:r>
+    </w:p>
+    <w:p>
+      <w:pPr>
+        <w:spacing w:after="80"/>
       </w:pPr>
       <w:r>
         <w:rPr>
@@ -2223,7 +2239,7 @@
           <w:sz w:val="21"/>
           <w:szCs w:val="21"/>
         </w:rPr>
-        <w:t xml:space="preserve">・このファイルをUSBメモリーの一番上の階層（フォルダの外）にそのまま置いておく</w:t>
+        <w:t xml:space="preserve">不特定多数への販売を前提とした製品のため、USBメモリーを挿すだけで誰でも画像を持ち出せてしまわないよう、本体ボタンの長押しと合言葉ファイルの組み合わせで確認を行う。ここでの「合言葉」は秘密の値ではなく、この機体のホスト名そのもの。機密性を高める必要は無いという前提の、シンプルな設計にしている。</w:t>
       </w:r>
     </w:p>
     <w:p>
@@ -2238,23 +2254,7 @@
           <w:sz w:val="21"/>
           <w:szCs w:val="21"/>
         </w:rPr>
-        <w:t xml:space="preserve">・新しく発行すると、以前発行した合言葉ファイルは使えなくなる。無効化したい場合は「キーを無効化する」を押す</w:t>
-      </w:r>
-    </w:p>
-    <w:p>
-      <w:pPr>
-        <w:pStyle w:val="Heading2"/>
-        <w:spacing w:after="100" w:before="200"/>
-      </w:pPr>
-      <w:r>
-        <w:rPr>
-          <w:b/>
-          <w:bCs/>
-          <w:color w:val="333333"/>
-          <w:sz w:val="24"/>
-          <w:szCs w:val="24"/>
-        </w:rPr>
-        <w:t xml:space="preserve">書き出しの手順</w:t>
+        <w:t xml:space="preserve">・（初回のみ）USBメモリーの一番上の階層に、「pophug-export-key.txt」という名前で、この機体のホスト名を1行書いたテキストファイルを置く</w:t>
       </w:r>
     </w:p>
     <w:p>
@@ -2269,7 +2269,7 @@
           <w:sz w:val="21"/>
           <w:szCs w:val="21"/>
         </w:rPr>
-        <w:t xml:space="preserve">・本体ボタンを15秒以上長押しすると「USB書き出し待受け中」の画面に切り替わる（180秒以内にUSBを挿さないと自動的にキャンセルされる）</w:t>
+        <w:t xml:space="preserve">・Web設定画面の「この機体のホスト名を書いたテキストファイルをダウンロード」ボタンを押せば、ホスト名入りのファイルがそのままダウンロードできる（手打ちでも構わない）</w:t>
       </w:r>
     </w:p>
     <w:p>
@@ -2284,7 +2284,7 @@
           <w:sz w:val="21"/>
           <w:szCs w:val="21"/>
         </w:rPr>
-        <w:t xml:space="preserve">・合言葉ファイル入りのUSBメモリーを挿す</w:t>
+        <w:t xml:space="preserve">・1つのファイルに複数の機体のホスト名を1行ずつ書いておけば、そのUSB1本を複数台のpophugに順番に挿すだけで、それぞれの機体から書き出せる（マスターUSB運用。空行・「#」で始まる行は無視される）</w:t>
       </w:r>
     </w:p>
     <w:p>
@@ -2299,7 +2299,37 @@
           <w:sz w:val="21"/>
           <w:szCs w:val="21"/>
         </w:rPr>
-        <w:t xml:space="preserve">・合言葉が一致すれば、USBメモリー直下に日時付きフォルダ（pophug_export_日時/）が新規に作られ、その中に現在格納されている画像が全てコピーされる。コピー中は「USBへ画像を書き出しています…（N/M枚）」と進捗が表示される</w:t>
+        <w:t xml:space="preserve">・本体ボタンを15秒以上長押しすると「USB書き出し待受け中」の画面に切り替わる（180秒以内にUSBを挿さないと自動的にキャンセルされる）</w:t>
+      </w:r>
+    </w:p>
+    <w:p>
+      <w:pPr>
+        <w:spacing w:after="60"/>
+      </w:pPr>
+      <w:r>
+        <w:rPr>
+          <w:b w:val="false"/>
+          <w:bCs w:val="false"/>
+          <w:color w:val="333333"/>
+          <w:sz w:val="21"/>
+          <w:szCs w:val="21"/>
+        </w:rPr>
+        <w:t xml:space="preserve">・合言葉ファイル入りのUSBメモリーを挿す</w:t>
+      </w:r>
+    </w:p>
+    <w:p>
+      <w:pPr>
+        <w:spacing w:after="60"/>
+      </w:pPr>
+      <w:r>
+        <w:rPr>
+          <w:b w:val="false"/>
+          <w:bCs w:val="false"/>
+          <w:color w:val="333333"/>
+          <w:sz w:val="21"/>
+          <w:szCs w:val="21"/>
+        </w:rPr>
+        <w:t xml:space="preserve">・合言葉ファイルにこの機体のホスト名が含まれていれば、USBメモリー直下に「ホスト名_西暦日付」フォルダ（例: pophug-c24a_20260907/）が新規に作られ、その中に現在格納されている画像が全てコピーされる。同じ機体で同日に複数回書き出した場合は_2, _3のように連番が付く。コピー中は「USBへ画像を書き出しています…（N/M枚）」と進捗が表示される</w:t>
       </w:r>
     </w:p>
     <w:p>
@@ -2314,7 +2344,22 @@
           <w:sz w:val="19"/>
           <w:szCs w:val="19"/>
         </w:rPr>
-        <w:t xml:space="preserve">※ 待受け中に挿したUSBに、通常の取り込み対象となる画像が既に入っていた場合は、取り込みと書き出しの両方が行われる。合言葉ファイルが無い・不一致の場合は書き出しは行われず、状況に応じた案内（待受け中でない／合言葉が不一致）が画面に表示される。</w:t>
+        <w:t xml:space="preserve">※ 待受け中に挿したUSBに、通常の取り込み対象となる画像が既に入っていた場合は、取り込みと書き出しの両方が行われる。合言葉ファイルが無い・この機体のホスト名が含まれていない場合は書き出しは行われず、状況に応じた案内が画面に表示される。</w:t>
+      </w:r>
+    </w:p>
+    <w:p>
+      <w:pPr>
+        <w:spacing w:after="120" w:before="40"/>
+      </w:pPr>
+      <w:r>
+        <w:rPr>
+          <w:i/>
+          <w:iCs/>
+          <w:color w:val="888888"/>
+          <w:sz w:val="19"/>
+          <w:szCs w:val="19"/>
+        </w:rPr>
+        <w:t xml:space="preserve">※ 【重要】経路Aの「今すぐUSBへ書き出す」ボタンに必要なsudoersの許可は、新規セットアップ（pophug-install.sh実行）時にしか自動で追加されない。v4.39.0以前からアップデートしてきた既存機では、SSHで1回だけ手動追加する必要がある（コマンドは開発者向けREADME参照）。経路B（本体ボタン）はこの設定が無くても従来通り動作する。</w:t>
       </w:r>
     </w:p>
     <w:p>

--- a/advanced_manual.docx
+++ b/advanced_manual.docx
@@ -48,7 +48,7 @@
                 <w:sz w:val="21"/>
                 <w:szCs w:val="21"/>
               </w:rPr>
-              <w:t xml:space="preserve">　Web設定画面でのカスタマイズ／USBメモリーを使った高度な操作（v4.40.0時点）</w:t>
+              <w:t xml:space="preserve">　Web設定画面でのカスタマイズ／USBメモリーを使った高度な操作（v4.40.1時点）</w:t>
             </w:r>
           </w:p>
         </w:tc>
@@ -2359,7 +2359,7 @@
           <w:sz w:val="19"/>
           <w:szCs w:val="19"/>
         </w:rPr>
-        <w:t xml:space="preserve">※ 【重要】経路Aの「今すぐUSBへ書き出す」ボタンに必要なsudoersの許可は、新規セットアップ（pophug-install.sh実行）時にしか自動で追加されない。v4.39.0以前からアップデートしてきた既存機では、SSHで1回だけ手動追加する必要がある（コマンドは開発者向けREADME参照）。経路B（本体ボタン）はこの設定が無くても従来通り動作する。</w:t>
+        <w:t xml:space="preserve">※ 【重要】経路Aの「今すぐUSBへ書き出す」ボタンに必要なsudoersの許可が無い場合、Web設定画面が自動的に検知して画面上部に警告バナーを表示し、ボタン自体も無効化される（v4.40.1〜）。表示された案内に従い、SSHで「cd /home/pophug/pophug-signage」「bash pophug-install.sh」の2行を実行すれば解決する（pophug-install.shは既に個別化済みの機体で再実行しても安全。再起動・Wi-Fi設定の初期化等は発生しない）。経路B（本体ボタン）はこの設定が無くても従来通り動作する。</w:t>
       </w:r>
     </w:p>
     <w:p>
